--- a/storage/templates/surat-invoice.docx
+++ b/storage/templates/surat-invoice.docx
@@ -482,8 +482,8 @@
         <w:gridCol w:w="704"/>
         <w:gridCol w:w="3402"/>
         <w:gridCol w:w="851"/>
-        <w:gridCol w:w="1842"/>
-        <w:gridCol w:w="2694"/>
+        <w:gridCol w:w="2126"/>
+        <w:gridCol w:w="2410"/>
       </w:tblGrid>
       <w:tr>
         <w:trPr>
@@ -573,7 +573,7 @@
         </w:tc>
         <w:tc>
           <w:tcPr>
-            <w:tcW w:w="1842" w:type="dxa"/>
+            <w:tcW w:w="2126" w:type="dxa"/>
             <w:tcBorders>
               <w:top w:val="single" w:sz="8" w:space="0" w:color="auto"/>
             </w:tcBorders>
@@ -600,7 +600,7 @@
         </w:tc>
         <w:tc>
           <w:tcPr>
-            <w:tcW w:w="2694" w:type="dxa"/>
+            <w:tcW w:w="2410" w:type="dxa"/>
             <w:tcBorders>
               <w:top w:val="single" w:sz="8" w:space="0" w:color="auto"/>
             </w:tcBorders>
@@ -672,7 +672,7 @@
             <w:pPr>
               <w:pStyle w:val="BodyText"/>
               <w:ind w:right="51"/>
-              <w:jc w:val="both"/>
+              <w:jc w:val="center"/>
             </w:pPr>
             <w:r>
               <w:t>${item_qty}</w:t>
@@ -681,7 +681,7 @@
         </w:tc>
         <w:tc>
           <w:tcPr>
-            <w:tcW w:w="1842" w:type="dxa"/>
+            <w:tcW w:w="2126" w:type="dxa"/>
           </w:tcPr>
           <w:p>
             <w:pPr>
@@ -696,7 +696,7 @@
         </w:tc>
         <w:tc>
           <w:tcPr>
-            <w:tcW w:w="2694" w:type="dxa"/>
+            <w:tcW w:w="2410" w:type="dxa"/>
           </w:tcPr>
           <w:p>
             <w:pPr>
@@ -724,11 +724,29 @@
               <w:ind w:right="51"/>
               <w:jc w:val="center"/>
             </w:pPr>
+            <w:r>
+              <w:rPr>
+                <w:i/>
+              </w:rPr>
+              <w:t>“</w:t>
+            </w:r>
+            <w:r>
+              <w:rPr>
+                <w:i/>
+              </w:rPr>
+              <w:t>${terbilang}</w:t>
+            </w:r>
+            <w:r>
+              <w:rPr>
+                <w:i/>
+              </w:rPr>
+              <w:t>”</w:t>
+            </w:r>
           </w:p>
         </w:tc>
         <w:tc>
           <w:tcPr>
-            <w:tcW w:w="1842" w:type="dxa"/>
+            <w:tcW w:w="2126" w:type="dxa"/>
           </w:tcPr>
           <w:p>
             <w:pPr>
@@ -751,7 +769,7 @@
         </w:tc>
         <w:tc>
           <w:tcPr>
-            <w:tcW w:w="2694" w:type="dxa"/>
+            <w:tcW w:w="2410" w:type="dxa"/>
             <w:vAlign w:val="center"/>
           </w:tcPr>
           <w:p>
@@ -783,7 +801,7 @@
         </w:tc>
         <w:tc>
           <w:tcPr>
-            <w:tcW w:w="1842" w:type="dxa"/>
+            <w:tcW w:w="2126" w:type="dxa"/>
           </w:tcPr>
           <w:p>
             <w:pPr>
@@ -806,7 +824,7 @@
         </w:tc>
         <w:tc>
           <w:tcPr>
-            <w:tcW w:w="2694" w:type="dxa"/>
+            <w:tcW w:w="2410" w:type="dxa"/>
           </w:tcPr>
           <w:p>
             <w:pPr>
@@ -837,7 +855,7 @@
         </w:tc>
         <w:tc>
           <w:tcPr>
-            <w:tcW w:w="1842" w:type="dxa"/>
+            <w:tcW w:w="2126" w:type="dxa"/>
           </w:tcPr>
           <w:p>
             <w:pPr>
@@ -860,7 +878,7 @@
         </w:tc>
         <w:tc>
           <w:tcPr>
-            <w:tcW w:w="2694" w:type="dxa"/>
+            <w:tcW w:w="2410" w:type="dxa"/>
           </w:tcPr>
           <w:p>
             <w:pPr>
@@ -891,7 +909,7 @@
         </w:tc>
         <w:tc>
           <w:tcPr>
-            <w:tcW w:w="1842" w:type="dxa"/>
+            <w:tcW w:w="2126" w:type="dxa"/>
           </w:tcPr>
           <w:p>
             <w:pPr>
@@ -914,7 +932,7 @@
         </w:tc>
         <w:tc>
           <w:tcPr>
-            <w:tcW w:w="2694" w:type="dxa"/>
+            <w:tcW w:w="2410" w:type="dxa"/>
             <w:vAlign w:val="center"/>
           </w:tcPr>
           <w:p>

--- a/storage/templates/surat-invoice.docx
+++ b/storage/templates/surat-invoice.docx
@@ -1,6 +1,6 @@
 
 <file path=word/document.xml><?xml version="1.0" encoding="utf-8"?>
-<w:document xmlns:wpc="http://schemas.microsoft.com/office/word/2010/wordprocessingCanvas" xmlns:cx="http://schemas.microsoft.com/office/drawing/2014/chartex" xmlns:cx1="http://schemas.microsoft.com/office/drawing/2015/9/8/chartex" xmlns:cx2="http://schemas.microsoft.com/office/drawing/2015/10/21/chartex" xmlns:cx3="http://schemas.microsoft.com/office/drawing/2016/5/9/chartex" xmlns:cx4="http://schemas.microsoft.com/office/drawing/2016/5/10/chartex" xmlns:cx5="http://schemas.microsoft.com/office/drawing/2016/5/11/chartex" xmlns:cx6="http://schemas.microsoft.com/office/drawing/2016/5/12/chartex" xmlns:cx7="http://schemas.microsoft.com/office/drawing/2016/5/13/chartex" xmlns:cx8="http://schemas.microsoft.com/office/drawing/2016/5/14/chartex" xmlns:mc="http://schemas.openxmlformats.org/markup-compatibility/2006" xmlns:aink="http://schemas.microsoft.com/office/drawing/2016/ink" xmlns:am3d="http://schemas.microsoft.com/office/drawing/2017/model3d" xmlns:o="urn:schemas-microsoft-com:office:office" xmlns:oel="http://schemas.microsoft.com/office/2019/extlst" xmlns:r="http://schemas.openxmlformats.org/officeDocument/2006/relationships" xmlns:m="http://schemas.openxmlformats.org/officeDocument/2006/math" xmlns:v="urn:schemas-microsoft-com:vml" xmlns:wp14="http://schemas.microsoft.com/office/word/2010/wordprocessingDrawing" xmlns:wp="http://schemas.openxmlformats.org/drawingml/2006/wordprocessingDrawing" xmlns:w10="urn:schemas-microsoft-com:office:word" xmlns:w="http://schemas.openxmlformats.org/wordprocessingml/2006/main" xmlns:w14="http://schemas.microsoft.com/office/word/2010/wordml" xmlns:w15="http://schemas.microsoft.com/office/word/2012/wordml" xmlns:w16cex="http://schemas.microsoft.com/office/word/2018/wordml/cex" xmlns:w16cid="http://schemas.microsoft.com/office/word/2016/wordml/cid" xmlns:w16="http://schemas.microsoft.com/office/word/2018/wordml" xmlns:w16du="http://schemas.microsoft.com/office/word/2023/wordml/word16du" xmlns:w16sdtdh="http://schemas.microsoft.com/office/word/2020/wordml/sdtdatahash" xmlns:w16sdtfl="http://schemas.microsoft.com/office/word/2024/wordml/sdtformatlock" xmlns:w16se="http://schemas.microsoft.com/office/word/2015/wordml/symex" xmlns:wpg="http://schemas.microsoft.com/office/word/2010/wordprocessingGroup" xmlns:wpi="http://schemas.microsoft.com/office/word/2010/wordprocessingInk" xmlns:wne="http://schemas.microsoft.com/office/word/2006/wordml" xmlns:wps="http://schemas.microsoft.com/office/word/2010/wordprocessingShape" mc:Ignorable="w14 w15 w16se w16cid w16 w16cex w16sdtdh w16sdtfl w16du wp14">
+<w:document xmlns:wpc="http://schemas.microsoft.com/office/word/2010/wordprocessingCanvas" xmlns:cx="http://schemas.microsoft.com/office/drawing/2014/chartex" xmlns:cx1="http://schemas.microsoft.com/office/drawing/2015/9/8/chartex" xmlns:cx2="http://schemas.microsoft.com/office/drawing/2015/10/21/chartex" xmlns:cx3="http://schemas.microsoft.com/office/drawing/2016/5/9/chartex" xmlns:cx4="http://schemas.microsoft.com/office/drawing/2016/5/10/chartex" xmlns:cx5="http://schemas.microsoft.com/office/drawing/2016/5/11/chartex" xmlns:cx6="http://schemas.microsoft.com/office/drawing/2016/5/12/chartex" xmlns:cx7="http://schemas.microsoft.com/office/drawing/2016/5/13/chartex" xmlns:cx8="http://schemas.microsoft.com/office/drawing/2016/5/14/chartex" xmlns:mc="http://schemas.openxmlformats.org/markup-compatibility/2006" xmlns:aink="http://schemas.microsoft.com/office/drawing/2016/ink" xmlns:am3d="http://schemas.microsoft.com/office/drawing/2017/model3d" xmlns:o="urn:schemas-microsoft-com:office:office" xmlns:oel="http://schemas.microsoft.com/office/2019/extlst" xmlns:r="http://schemas.openxmlformats.org/officeDocument/2006/relationships" xmlns:m="http://schemas.openxmlformats.org/officeDocument/2006/math" xmlns:v="urn:schemas-microsoft-com:vml" xmlns:wp14="http://schemas.microsoft.com/office/word/2010/wordprocessingDrawing" xmlns:wp="http://schemas.openxmlformats.org/drawingml/2006/wordprocessingDrawing" xmlns:w10="urn:schemas-microsoft-com:office:word" xmlns:w="http://schemas.openxmlformats.org/wordprocessingml/2006/main" xmlns:w14="http://schemas.microsoft.com/office/word/2010/wordml" xmlns:w15="http://schemas.microsoft.com/office/word/2012/wordml" xmlns:w16cei="http://schemas.microsoft.com/office/word/2026/wordml/cei" xmlns:w16cex="http://schemas.microsoft.com/office/word/2018/wordml/cex" xmlns:w16cid="http://schemas.microsoft.com/office/word/2016/wordml/cid" xmlns:w16="http://schemas.microsoft.com/office/word/2018/wordml" xmlns:w16du="http://schemas.microsoft.com/office/word/2023/wordml/word16du" xmlns:w16sdtdh="http://schemas.microsoft.com/office/word/2020/wordml/sdtdatahash" xmlns:w16sdtfl="http://schemas.microsoft.com/office/word/2024/wordml/sdtformatlock" xmlns:w16se="http://schemas.microsoft.com/office/word/2015/wordml/symex" xmlns:wpg="http://schemas.microsoft.com/office/word/2010/wordprocessingGroup" xmlns:wpi="http://schemas.microsoft.com/office/word/2010/wordprocessingInk" xmlns:wne="http://schemas.microsoft.com/office/word/2006/wordml" xmlns:wps="http://schemas.microsoft.com/office/word/2010/wordprocessingShape" mc:Ignorable="w14 w15 w16se w16cid w16 w16cex w16sdtdh w16sdtfl w16du wp14">
   <w:background w:color="FFFFFF"/>
   <w:body>
     <w:p>
@@ -473,7 +473,7 @@
     <w:tbl>
       <w:tblPr>
         <w:tblStyle w:val="TableGrid"/>
-        <w:tblW w:w="9493" w:type="dxa"/>
+        <w:tblW w:w="9776" w:type="dxa"/>
         <w:tblInd w:w="-567" w:type="dxa"/>
         <w:tblLayout w:type="fixed"/>
         <w:tblLook w:val="04A0" w:firstRow="1" w:lastRow="0" w:firstColumn="1" w:lastColumn="0" w:noHBand="0" w:noVBand="1"/>
@@ -482,7 +482,7 @@
         <w:gridCol w:w="704"/>
         <w:gridCol w:w="3402"/>
         <w:gridCol w:w="851"/>
-        <w:gridCol w:w="2126"/>
+        <w:gridCol w:w="2409"/>
         <w:gridCol w:w="2410"/>
       </w:tblGrid>
       <w:tr>
@@ -573,7 +573,7 @@
         </w:tc>
         <w:tc>
           <w:tcPr>
-            <w:tcW w:w="2126" w:type="dxa"/>
+            <w:tcW w:w="2409" w:type="dxa"/>
             <w:tcBorders>
               <w:top w:val="single" w:sz="8" w:space="0" w:color="auto"/>
             </w:tcBorders>
@@ -681,7 +681,7 @@
         </w:tc>
         <w:tc>
           <w:tcPr>
-            <w:tcW w:w="2126" w:type="dxa"/>
+            <w:tcW w:w="2409" w:type="dxa"/>
           </w:tcPr>
           <w:p>
             <w:pPr>
@@ -746,7 +746,7 @@
         </w:tc>
         <w:tc>
           <w:tcPr>
-            <w:tcW w:w="2126" w:type="dxa"/>
+            <w:tcW w:w="2409" w:type="dxa"/>
           </w:tcPr>
           <w:p>
             <w:pPr>
@@ -801,7 +801,66 @@
         </w:tc>
         <w:tc>
           <w:tcPr>
-            <w:tcW w:w="2126" w:type="dxa"/>
+            <w:tcW w:w="2409" w:type="dxa"/>
+          </w:tcPr>
+          <w:p>
+            <w:pPr>
+              <w:pStyle w:val="BodyText"/>
+              <w:ind w:right="51"/>
+              <w:jc w:val="both"/>
+              <w:rPr>
+                <w:b/>
+                <w:bCs/>
+              </w:rPr>
+            </w:pPr>
+            <w:r>
+              <w:rPr>
+                <w:b/>
+              </w:rPr>
+              <w:t>DISC %</w:t>
+            </w:r>
+          </w:p>
+        </w:tc>
+        <w:tc>
+          <w:tcPr>
+            <w:tcW w:w="2410" w:type="dxa"/>
+          </w:tcPr>
+          <w:p>
+            <w:pPr>
+              <w:pStyle w:val="BodyText"/>
+              <w:ind w:right="51"/>
+              <w:jc w:val="both"/>
+            </w:pPr>
+            <w:r>
+              <w:t>${</w:t>
+            </w:r>
+            <w:r>
+              <w:t>diskon</w:t>
+            </w:r>
+            <w:r>
+              <w:t>}</w:t>
+            </w:r>
+          </w:p>
+        </w:tc>
+      </w:tr>
+      <w:tr>
+        <w:tc>
+          <w:tcPr>
+            <w:tcW w:w="4957" w:type="dxa"/>
+            <w:gridSpan w:val="3"/>
+            <w:vMerge/>
+          </w:tcPr>
+          <w:p>
+            <w:pPr>
+              <w:pStyle w:val="BodyText"/>
+              <w:ind w:right="51"/>
+              <w:jc w:val="both"/>
+            </w:pPr>
+          </w:p>
+        </w:tc>
+        <w:tc>
+          <w:tcPr>
+            <w:tcW w:w="2409" w:type="dxa"/>
           </w:tcPr>
           <w:p>
             <w:pPr>
@@ -855,7 +914,7 @@
         </w:tc>
         <w:tc>
           <w:tcPr>
-            <w:tcW w:w="2126" w:type="dxa"/>
+            <w:tcW w:w="2409" w:type="dxa"/>
           </w:tcPr>
           <w:p>
             <w:pPr>
@@ -909,7 +968,189 @@
         </w:tc>
         <w:tc>
           <w:tcPr>
-            <w:tcW w:w="2126" w:type="dxa"/>
+            <w:tcW w:w="2409" w:type="dxa"/>
+          </w:tcPr>
+          <w:p>
+            <w:pPr>
+              <w:pStyle w:val="BodyText"/>
+              <w:ind w:right="51"/>
+              <w:jc w:val="both"/>
+              <w:rPr>
+                <w:b/>
+                <w:bCs/>
+              </w:rPr>
+            </w:pPr>
+            <w:r>
+              <w:rPr>
+                <w:b/>
+                <w:bCs/>
+              </w:rPr>
+              <w:t xml:space="preserve">GRAND TOTAL  </w:t>
+            </w:r>
+          </w:p>
+        </w:tc>
+        <w:tc>
+          <w:tcPr>
+            <w:tcW w:w="2410" w:type="dxa"/>
+          </w:tcPr>
+          <w:p>
+            <w:pPr>
+              <w:pStyle w:val="BodyText"/>
+              <w:ind w:right="51"/>
+              <w:jc w:val="both"/>
+            </w:pPr>
+            <w:r>
+              <w:t>$</w:t>
+            </w:r>
+            <w:r>
+              <w:t>{grand_total}</w:t>
+            </w:r>
+          </w:p>
+        </w:tc>
+      </w:tr>
+      <w:tr>
+        <w:tc>
+          <w:tcPr>
+            <w:tcW w:w="4957" w:type="dxa"/>
+            <w:gridSpan w:val="3"/>
+            <w:vMerge/>
+          </w:tcPr>
+          <w:p>
+            <w:pPr>
+              <w:pStyle w:val="BodyText"/>
+              <w:ind w:right="51"/>
+              <w:jc w:val="both"/>
+            </w:pPr>
+          </w:p>
+        </w:tc>
+        <w:tc>
+          <w:tcPr>
+            <w:tcW w:w="2409" w:type="dxa"/>
+          </w:tcPr>
+          <w:p>
+            <w:pPr>
+              <w:pStyle w:val="BodyText"/>
+              <w:ind w:right="51"/>
+              <w:jc w:val="both"/>
+              <w:rPr>
+                <w:b/>
+                <w:bCs/>
+              </w:rPr>
+            </w:pPr>
+            <w:r>
+              <w:rPr>
+                <w:b/>
+                <w:bCs/>
+                <w:lang w:val="en-US"/>
+              </w:rPr>
+              <w:t xml:space="preserve">DP % </w:t>
+            </w:r>
+          </w:p>
+        </w:tc>
+        <w:tc>
+          <w:tcPr>
+            <w:tcW w:w="2410" w:type="dxa"/>
+          </w:tcPr>
+          <w:p>
+            <w:pPr>
+              <w:pStyle w:val="BodyText"/>
+              <w:ind w:right="51"/>
+              <w:jc w:val="both"/>
+            </w:pPr>
+            <w:r>
+              <w:rPr>
+                <w:lang w:val="en-US"/>
+              </w:rPr>
+              <w:t>$</w:t>
+            </w:r>
+            <w:r>
+              <w:rPr>
+                <w:lang w:val="en-US"/>
+              </w:rPr>
+              <w:t>{down_payment}</w:t>
+            </w:r>
+          </w:p>
+        </w:tc>
+      </w:tr>
+      <w:tr>
+        <w:tc>
+          <w:tcPr>
+            <w:tcW w:w="4957" w:type="dxa"/>
+            <w:gridSpan w:val="3"/>
+            <w:vMerge/>
+          </w:tcPr>
+          <w:p>
+            <w:pPr>
+              <w:pStyle w:val="BodyText"/>
+              <w:ind w:right="51"/>
+              <w:jc w:val="both"/>
+            </w:pPr>
+          </w:p>
+        </w:tc>
+        <w:tc>
+          <w:tcPr>
+            <w:tcW w:w="2409" w:type="dxa"/>
+          </w:tcPr>
+          <w:p>
+            <w:pPr>
+              <w:pStyle w:val="BodyText"/>
+              <w:ind w:right="51"/>
+              <w:jc w:val="both"/>
+              <w:rPr>
+                <w:b/>
+                <w:bCs/>
+              </w:rPr>
+            </w:pPr>
+            <w:r>
+              <w:rPr>
+                <w:b/>
+                <w:bCs/>
+                <w:lang w:val="en-US"/>
+              </w:rPr>
+              <w:t>SISA PELUNASAN</w:t>
+            </w:r>
+          </w:p>
+        </w:tc>
+        <w:tc>
+          <w:tcPr>
+            <w:tcW w:w="2410" w:type="dxa"/>
+          </w:tcPr>
+          <w:p>
+            <w:pPr>
+              <w:pStyle w:val="BodyText"/>
+              <w:ind w:right="51"/>
+              <w:jc w:val="both"/>
+            </w:pPr>
+            <w:r>
+              <w:t>${</w:t>
+            </w:r>
+            <w:r>
+              <w:t>sisa_pelunasan</w:t>
+            </w:r>
+            <w:r>
+              <w:t>}</w:t>
+            </w:r>
+          </w:p>
+        </w:tc>
+      </w:tr>
+      <w:tr>
+        <w:tc>
+          <w:tcPr>
+            <w:tcW w:w="4957" w:type="dxa"/>
+            <w:gridSpan w:val="3"/>
+            <w:vMerge/>
+          </w:tcPr>
+          <w:p>
+            <w:pPr>
+              <w:pStyle w:val="BodyText"/>
+              <w:ind w:right="51"/>
+              <w:jc w:val="both"/>
+            </w:pPr>
+          </w:p>
+        </w:tc>
+        <w:tc>
+          <w:tcPr>
+            <w:tcW w:w="2409" w:type="dxa"/>
           </w:tcPr>
           <w:p>
             <w:pPr>
@@ -1906,7 +2147,7 @@
 </file>
 
 <file path=word/endnotes.xml><?xml version="1.0" encoding="utf-8"?>
-<w:endnotes xmlns:wpc="http://schemas.microsoft.com/office/word/2010/wordprocessingCanvas" xmlns:cx="http://schemas.microsoft.com/office/drawing/2014/chartex" xmlns:cx1="http://schemas.microsoft.com/office/drawing/2015/9/8/chartex" xmlns:cx2="http://schemas.microsoft.com/office/drawing/2015/10/21/chartex" xmlns:cx3="http://schemas.microsoft.com/office/drawing/2016/5/9/chartex" xmlns:cx4="http://schemas.microsoft.com/office/drawing/2016/5/10/chartex" xmlns:cx5="http://schemas.microsoft.com/office/drawing/2016/5/11/chartex" xmlns:cx6="http://schemas.microsoft.com/office/drawing/2016/5/12/chartex" xmlns:cx7="http://schemas.microsoft.com/office/drawing/2016/5/13/chartex" xmlns:cx8="http://schemas.microsoft.com/office/drawing/2016/5/14/chartex" xmlns:mc="http://schemas.openxmlformats.org/markup-compatibility/2006" xmlns:aink="http://schemas.microsoft.com/office/drawing/2016/ink" xmlns:am3d="http://schemas.microsoft.com/office/drawing/2017/model3d" xmlns:o="urn:schemas-microsoft-com:office:office" xmlns:oel="http://schemas.microsoft.com/office/2019/extlst" xmlns:r="http://schemas.openxmlformats.org/officeDocument/2006/relationships" xmlns:m="http://schemas.openxmlformats.org/officeDocument/2006/math" xmlns:v="urn:schemas-microsoft-com:vml" xmlns:wp14="http://schemas.microsoft.com/office/word/2010/wordprocessingDrawing" xmlns:wp="http://schemas.openxmlformats.org/drawingml/2006/wordprocessingDrawing" xmlns:w10="urn:schemas-microsoft-com:office:word" xmlns:w="http://schemas.openxmlformats.org/wordprocessingml/2006/main" xmlns:w14="http://schemas.microsoft.com/office/word/2010/wordml" xmlns:w15="http://schemas.microsoft.com/office/word/2012/wordml" xmlns:w16cex="http://schemas.microsoft.com/office/word/2018/wordml/cex" xmlns:w16cid="http://schemas.microsoft.com/office/word/2016/wordml/cid" xmlns:w16="http://schemas.microsoft.com/office/word/2018/wordml" xmlns:w16du="http://schemas.microsoft.com/office/word/2023/wordml/word16du" xmlns:w16sdtdh="http://schemas.microsoft.com/office/word/2020/wordml/sdtdatahash" xmlns:w16sdtfl="http://schemas.microsoft.com/office/word/2024/wordml/sdtformatlock" xmlns:w16se="http://schemas.microsoft.com/office/word/2015/wordml/symex" xmlns:wpg="http://schemas.microsoft.com/office/word/2010/wordprocessingGroup" xmlns:wpi="http://schemas.microsoft.com/office/word/2010/wordprocessingInk" xmlns:wne="http://schemas.microsoft.com/office/word/2006/wordml" xmlns:wps="http://schemas.microsoft.com/office/word/2010/wordprocessingShape" mc:Ignorable="w14 w15 w16se w16cid w16 w16cex w16sdtdh w16sdtfl w16du wp14">
+<w:endnotes xmlns:wpc="http://schemas.microsoft.com/office/word/2010/wordprocessingCanvas" xmlns:cx="http://schemas.microsoft.com/office/drawing/2014/chartex" xmlns:cx1="http://schemas.microsoft.com/office/drawing/2015/9/8/chartex" xmlns:cx2="http://schemas.microsoft.com/office/drawing/2015/10/21/chartex" xmlns:cx3="http://schemas.microsoft.com/office/drawing/2016/5/9/chartex" xmlns:cx4="http://schemas.microsoft.com/office/drawing/2016/5/10/chartex" xmlns:cx5="http://schemas.microsoft.com/office/drawing/2016/5/11/chartex" xmlns:cx6="http://schemas.microsoft.com/office/drawing/2016/5/12/chartex" xmlns:cx7="http://schemas.microsoft.com/office/drawing/2016/5/13/chartex" xmlns:cx8="http://schemas.microsoft.com/office/drawing/2016/5/14/chartex" xmlns:mc="http://schemas.openxmlformats.org/markup-compatibility/2006" xmlns:aink="http://schemas.microsoft.com/office/drawing/2016/ink" xmlns:am3d="http://schemas.microsoft.com/office/drawing/2017/model3d" xmlns:o="urn:schemas-microsoft-com:office:office" xmlns:oel="http://schemas.microsoft.com/office/2019/extlst" xmlns:r="http://schemas.openxmlformats.org/officeDocument/2006/relationships" xmlns:m="http://schemas.openxmlformats.org/officeDocument/2006/math" xmlns:v="urn:schemas-microsoft-com:vml" xmlns:wp14="http://schemas.microsoft.com/office/word/2010/wordprocessingDrawing" xmlns:wp="http://schemas.openxmlformats.org/drawingml/2006/wordprocessingDrawing" xmlns:w10="urn:schemas-microsoft-com:office:word" xmlns:w="http://schemas.openxmlformats.org/wordprocessingml/2006/main" xmlns:w14="http://schemas.microsoft.com/office/word/2010/wordml" xmlns:w15="http://schemas.microsoft.com/office/word/2012/wordml" xmlns:w16cei="http://schemas.microsoft.com/office/word/2026/wordml/cei" xmlns:w16cex="http://schemas.microsoft.com/office/word/2018/wordml/cex" xmlns:w16cid="http://schemas.microsoft.com/office/word/2016/wordml/cid" xmlns:w16="http://schemas.microsoft.com/office/word/2018/wordml" xmlns:w16du="http://schemas.microsoft.com/office/word/2023/wordml/word16du" xmlns:w16sdtdh="http://schemas.microsoft.com/office/word/2020/wordml/sdtdatahash" xmlns:w16sdtfl="http://schemas.microsoft.com/office/word/2024/wordml/sdtformatlock" xmlns:w16se="http://schemas.microsoft.com/office/word/2015/wordml/symex" xmlns:wpg="http://schemas.microsoft.com/office/word/2010/wordprocessingGroup" xmlns:wpi="http://schemas.microsoft.com/office/word/2010/wordprocessingInk" xmlns:wne="http://schemas.microsoft.com/office/word/2006/wordml" xmlns:wps="http://schemas.microsoft.com/office/word/2010/wordprocessingShape" mc:Ignorable="w14 w15 w16se w16cid w16 w16cex w16sdtdh w16sdtfl w16du wp14">
   <w:endnote w:type="separator" w:id="-1">
     <w:p>
       <w:pPr>
@@ -1931,7 +2172,7 @@
 </file>
 
 <file path=word/footnotes.xml><?xml version="1.0" encoding="utf-8"?>
-<w:footnotes xmlns:wpc="http://schemas.microsoft.com/office/word/2010/wordprocessingCanvas" xmlns:cx="http://schemas.microsoft.com/office/drawing/2014/chartex" xmlns:cx1="http://schemas.microsoft.com/office/drawing/2015/9/8/chartex" xmlns:cx2="http://schemas.microsoft.com/office/drawing/2015/10/21/chartex" xmlns:cx3="http://schemas.microsoft.com/office/drawing/2016/5/9/chartex" xmlns:cx4="http://schemas.microsoft.com/office/drawing/2016/5/10/chartex" xmlns:cx5="http://schemas.microsoft.com/office/drawing/2016/5/11/chartex" xmlns:cx6="http://schemas.microsoft.com/office/drawing/2016/5/12/chartex" xmlns:cx7="http://schemas.microsoft.com/office/drawing/2016/5/13/chartex" xmlns:cx8="http://schemas.microsoft.com/office/drawing/2016/5/14/chartex" xmlns:mc="http://schemas.openxmlformats.org/markup-compatibility/2006" xmlns:aink="http://schemas.microsoft.com/office/drawing/2016/ink" xmlns:am3d="http://schemas.microsoft.com/office/drawing/2017/model3d" xmlns:o="urn:schemas-microsoft-com:office:office" xmlns:oel="http://schemas.microsoft.com/office/2019/extlst" xmlns:r="http://schemas.openxmlformats.org/officeDocument/2006/relationships" xmlns:m="http://schemas.openxmlformats.org/officeDocument/2006/math" xmlns:v="urn:schemas-microsoft-com:vml" xmlns:wp14="http://schemas.microsoft.com/office/word/2010/wordprocessingDrawing" xmlns:wp="http://schemas.openxmlformats.org/drawingml/2006/wordprocessingDrawing" xmlns:w10="urn:schemas-microsoft-com:office:word" xmlns:w="http://schemas.openxmlformats.org/wordprocessingml/2006/main" xmlns:w14="http://schemas.microsoft.com/office/word/2010/wordml" xmlns:w15="http://schemas.microsoft.com/office/word/2012/wordml" xmlns:w16cex="http://schemas.microsoft.com/office/word/2018/wordml/cex" xmlns:w16cid="http://schemas.microsoft.com/office/word/2016/wordml/cid" xmlns:w16="http://schemas.microsoft.com/office/word/2018/wordml" xmlns:w16du="http://schemas.microsoft.com/office/word/2023/wordml/word16du" xmlns:w16sdtdh="http://schemas.microsoft.com/office/word/2020/wordml/sdtdatahash" xmlns:w16sdtfl="http://schemas.microsoft.com/office/word/2024/wordml/sdtformatlock" xmlns:w16se="http://schemas.microsoft.com/office/word/2015/wordml/symex" xmlns:wpg="http://schemas.microsoft.com/office/word/2010/wordprocessingGroup" xmlns:wpi="http://schemas.microsoft.com/office/word/2010/wordprocessingInk" xmlns:wne="http://schemas.microsoft.com/office/word/2006/wordml" xmlns:wps="http://schemas.microsoft.com/office/word/2010/wordprocessingShape" mc:Ignorable="w14 w15 w16se w16cid w16 w16cex w16sdtdh w16sdtfl w16du wp14">
+<w:footnotes xmlns:wpc="http://schemas.microsoft.com/office/word/2010/wordprocessingCanvas" xmlns:cx="http://schemas.microsoft.com/office/drawing/2014/chartex" xmlns:cx1="http://schemas.microsoft.com/office/drawing/2015/9/8/chartex" xmlns:cx2="http://schemas.microsoft.com/office/drawing/2015/10/21/chartex" xmlns:cx3="http://schemas.microsoft.com/office/drawing/2016/5/9/chartex" xmlns:cx4="http://schemas.microsoft.com/office/drawing/2016/5/10/chartex" xmlns:cx5="http://schemas.microsoft.com/office/drawing/2016/5/11/chartex" xmlns:cx6="http://schemas.microsoft.com/office/drawing/2016/5/12/chartex" xmlns:cx7="http://schemas.microsoft.com/office/drawing/2016/5/13/chartex" xmlns:cx8="http://schemas.microsoft.com/office/drawing/2016/5/14/chartex" xmlns:mc="http://schemas.openxmlformats.org/markup-compatibility/2006" xmlns:aink="http://schemas.microsoft.com/office/drawing/2016/ink" xmlns:am3d="http://schemas.microsoft.com/office/drawing/2017/model3d" xmlns:o="urn:schemas-microsoft-com:office:office" xmlns:oel="http://schemas.microsoft.com/office/2019/extlst" xmlns:r="http://schemas.openxmlformats.org/officeDocument/2006/relationships" xmlns:m="http://schemas.openxmlformats.org/officeDocument/2006/math" xmlns:v="urn:schemas-microsoft-com:vml" xmlns:wp14="http://schemas.microsoft.com/office/word/2010/wordprocessingDrawing" xmlns:wp="http://schemas.openxmlformats.org/drawingml/2006/wordprocessingDrawing" xmlns:w10="urn:schemas-microsoft-com:office:word" xmlns:w="http://schemas.openxmlformats.org/wordprocessingml/2006/main" xmlns:w14="http://schemas.microsoft.com/office/word/2010/wordml" xmlns:w15="http://schemas.microsoft.com/office/word/2012/wordml" xmlns:w16cei="http://schemas.microsoft.com/office/word/2026/wordml/cei" xmlns:w16cex="http://schemas.microsoft.com/office/word/2018/wordml/cex" xmlns:w16cid="http://schemas.microsoft.com/office/word/2016/wordml/cid" xmlns:w16="http://schemas.microsoft.com/office/word/2018/wordml" xmlns:w16du="http://schemas.microsoft.com/office/word/2023/wordml/word16du" xmlns:w16sdtdh="http://schemas.microsoft.com/office/word/2020/wordml/sdtdatahash" xmlns:w16sdtfl="http://schemas.microsoft.com/office/word/2024/wordml/sdtformatlock" xmlns:w16se="http://schemas.microsoft.com/office/word/2015/wordml/symex" xmlns:wpg="http://schemas.microsoft.com/office/word/2010/wordprocessingGroup" xmlns:wpi="http://schemas.microsoft.com/office/word/2010/wordprocessingInk" xmlns:wne="http://schemas.microsoft.com/office/word/2006/wordml" xmlns:wps="http://schemas.microsoft.com/office/word/2010/wordprocessingShape" mc:Ignorable="w14 w15 w16se w16cid w16 w16cex w16sdtdh w16sdtfl w16du wp14">
   <w:footnote w:type="separator" w:id="-1">
     <w:p>
       <w:pPr>
@@ -1956,7 +2197,7 @@
 </file>
 
 <file path=word/header1.xml><?xml version="1.0" encoding="utf-8"?>
-<w:hdr xmlns:wpc="http://schemas.microsoft.com/office/word/2010/wordprocessingCanvas" xmlns:cx="http://schemas.microsoft.com/office/drawing/2014/chartex" xmlns:cx1="http://schemas.microsoft.com/office/drawing/2015/9/8/chartex" xmlns:cx2="http://schemas.microsoft.com/office/drawing/2015/10/21/chartex" xmlns:cx3="http://schemas.microsoft.com/office/drawing/2016/5/9/chartex" xmlns:cx4="http://schemas.microsoft.com/office/drawing/2016/5/10/chartex" xmlns:cx5="http://schemas.microsoft.com/office/drawing/2016/5/11/chartex" xmlns:cx6="http://schemas.microsoft.com/office/drawing/2016/5/12/chartex" xmlns:cx7="http://schemas.microsoft.com/office/drawing/2016/5/13/chartex" xmlns:cx8="http://schemas.microsoft.com/office/drawing/2016/5/14/chartex" xmlns:mc="http://schemas.openxmlformats.org/markup-compatibility/2006" xmlns:aink="http://schemas.microsoft.com/office/drawing/2016/ink" xmlns:am3d="http://schemas.microsoft.com/office/drawing/2017/model3d" xmlns:o="urn:schemas-microsoft-com:office:office" xmlns:oel="http://schemas.microsoft.com/office/2019/extlst" xmlns:r="http://schemas.openxmlformats.org/officeDocument/2006/relationships" xmlns:m="http://schemas.openxmlformats.org/officeDocument/2006/math" xmlns:v="urn:schemas-microsoft-com:vml" xmlns:wp14="http://schemas.microsoft.com/office/word/2010/wordprocessingDrawing" xmlns:wp="http://schemas.openxmlformats.org/drawingml/2006/wordprocessingDrawing" xmlns:w10="urn:schemas-microsoft-com:office:word" xmlns:w="http://schemas.openxmlformats.org/wordprocessingml/2006/main" xmlns:w14="http://schemas.microsoft.com/office/word/2010/wordml" xmlns:w15="http://schemas.microsoft.com/office/word/2012/wordml" xmlns:w16cex="http://schemas.microsoft.com/office/word/2018/wordml/cex" xmlns:w16cid="http://schemas.microsoft.com/office/word/2016/wordml/cid" xmlns:w16="http://schemas.microsoft.com/office/word/2018/wordml" xmlns:w16du="http://schemas.microsoft.com/office/word/2023/wordml/word16du" xmlns:w16sdtdh="http://schemas.microsoft.com/office/word/2020/wordml/sdtdatahash" xmlns:w16sdtfl="http://schemas.microsoft.com/office/word/2024/wordml/sdtformatlock" xmlns:w16se="http://schemas.microsoft.com/office/word/2015/wordml/symex" xmlns:wpg="http://schemas.microsoft.com/office/word/2010/wordprocessingGroup" xmlns:wpi="http://schemas.microsoft.com/office/word/2010/wordprocessingInk" xmlns:wne="http://schemas.microsoft.com/office/word/2006/wordml" xmlns:wps="http://schemas.microsoft.com/office/word/2010/wordprocessingShape" mc:Ignorable="w14 w15 w16se w16cid w16 w16cex w16sdtdh w16sdtfl w16du wp14">
+<w:hdr xmlns:wpc="http://schemas.microsoft.com/office/word/2010/wordprocessingCanvas" xmlns:cx="http://schemas.microsoft.com/office/drawing/2014/chartex" xmlns:cx1="http://schemas.microsoft.com/office/drawing/2015/9/8/chartex" xmlns:cx2="http://schemas.microsoft.com/office/drawing/2015/10/21/chartex" xmlns:cx3="http://schemas.microsoft.com/office/drawing/2016/5/9/chartex" xmlns:cx4="http://schemas.microsoft.com/office/drawing/2016/5/10/chartex" xmlns:cx5="http://schemas.microsoft.com/office/drawing/2016/5/11/chartex" xmlns:cx6="http://schemas.microsoft.com/office/drawing/2016/5/12/chartex" xmlns:cx7="http://schemas.microsoft.com/office/drawing/2016/5/13/chartex" xmlns:cx8="http://schemas.microsoft.com/office/drawing/2016/5/14/chartex" xmlns:mc="http://schemas.openxmlformats.org/markup-compatibility/2006" xmlns:aink="http://schemas.microsoft.com/office/drawing/2016/ink" xmlns:am3d="http://schemas.microsoft.com/office/drawing/2017/model3d" xmlns:o="urn:schemas-microsoft-com:office:office" xmlns:oel="http://schemas.microsoft.com/office/2019/extlst" xmlns:r="http://schemas.openxmlformats.org/officeDocument/2006/relationships" xmlns:m="http://schemas.openxmlformats.org/officeDocument/2006/math" xmlns:v="urn:schemas-microsoft-com:vml" xmlns:wp14="http://schemas.microsoft.com/office/word/2010/wordprocessingDrawing" xmlns:wp="http://schemas.openxmlformats.org/drawingml/2006/wordprocessingDrawing" xmlns:w10="urn:schemas-microsoft-com:office:word" xmlns:w="http://schemas.openxmlformats.org/wordprocessingml/2006/main" xmlns:w14="http://schemas.microsoft.com/office/word/2010/wordml" xmlns:w15="http://schemas.microsoft.com/office/word/2012/wordml" xmlns:w16cei="http://schemas.microsoft.com/office/word/2026/wordml/cei" xmlns:w16cex="http://schemas.microsoft.com/office/word/2018/wordml/cex" xmlns:w16cid="http://schemas.microsoft.com/office/word/2016/wordml/cid" xmlns:w16="http://schemas.microsoft.com/office/word/2018/wordml" xmlns:w16du="http://schemas.microsoft.com/office/word/2023/wordml/word16du" xmlns:w16sdtdh="http://schemas.microsoft.com/office/word/2020/wordml/sdtdatahash" xmlns:w16sdtfl="http://schemas.microsoft.com/office/word/2024/wordml/sdtformatlock" xmlns:w16se="http://schemas.microsoft.com/office/word/2015/wordml/symex" xmlns:wpg="http://schemas.microsoft.com/office/word/2010/wordprocessingGroup" xmlns:wpi="http://schemas.microsoft.com/office/word/2010/wordprocessingInk" xmlns:wne="http://schemas.microsoft.com/office/word/2006/wordml" xmlns:wps="http://schemas.microsoft.com/office/word/2010/wordprocessingShape" mc:Ignorable="w14 w15 w16se w16cid w16 w16cex w16sdtdh w16sdtfl w16du wp14">
   <w:p>
     <w:pPr>
       <w:pStyle w:val="Header"/>
@@ -2330,7 +2571,7 @@
 </file>
 
 <file path=word/header2.xml><?xml version="1.0" encoding="utf-8"?>
-<w:hdr xmlns:wpc="http://schemas.microsoft.com/office/word/2010/wordprocessingCanvas" xmlns:cx="http://schemas.microsoft.com/office/drawing/2014/chartex" xmlns:cx1="http://schemas.microsoft.com/office/drawing/2015/9/8/chartex" xmlns:cx2="http://schemas.microsoft.com/office/drawing/2015/10/21/chartex" xmlns:cx3="http://schemas.microsoft.com/office/drawing/2016/5/9/chartex" xmlns:cx4="http://schemas.microsoft.com/office/drawing/2016/5/10/chartex" xmlns:cx5="http://schemas.microsoft.com/office/drawing/2016/5/11/chartex" xmlns:cx6="http://schemas.microsoft.com/office/drawing/2016/5/12/chartex" xmlns:cx7="http://schemas.microsoft.com/office/drawing/2016/5/13/chartex" xmlns:cx8="http://schemas.microsoft.com/office/drawing/2016/5/14/chartex" xmlns:mc="http://schemas.openxmlformats.org/markup-compatibility/2006" xmlns:aink="http://schemas.microsoft.com/office/drawing/2016/ink" xmlns:am3d="http://schemas.microsoft.com/office/drawing/2017/model3d" xmlns:o="urn:schemas-microsoft-com:office:office" xmlns:oel="http://schemas.microsoft.com/office/2019/extlst" xmlns:r="http://schemas.openxmlformats.org/officeDocument/2006/relationships" xmlns:m="http://schemas.openxmlformats.org/officeDocument/2006/math" xmlns:v="urn:schemas-microsoft-com:vml" xmlns:wp14="http://schemas.microsoft.com/office/word/2010/wordprocessingDrawing" xmlns:wp="http://schemas.openxmlformats.org/drawingml/2006/wordprocessingDrawing" xmlns:w10="urn:schemas-microsoft-com:office:word" xmlns:w="http://schemas.openxmlformats.org/wordprocessingml/2006/main" xmlns:w14="http://schemas.microsoft.com/office/word/2010/wordml" xmlns:w15="http://schemas.microsoft.com/office/word/2012/wordml" xmlns:w16cex="http://schemas.microsoft.com/office/word/2018/wordml/cex" xmlns:w16cid="http://schemas.microsoft.com/office/word/2016/wordml/cid" xmlns:w16="http://schemas.microsoft.com/office/word/2018/wordml" xmlns:w16du="http://schemas.microsoft.com/office/word/2023/wordml/word16du" xmlns:w16sdtdh="http://schemas.microsoft.com/office/word/2020/wordml/sdtdatahash" xmlns:w16sdtfl="http://schemas.microsoft.com/office/word/2024/wordml/sdtformatlock" xmlns:w16se="http://schemas.microsoft.com/office/word/2015/wordml/symex" xmlns:wpg="http://schemas.microsoft.com/office/word/2010/wordprocessingGroup" xmlns:wpi="http://schemas.microsoft.com/office/word/2010/wordprocessingInk" xmlns:wne="http://schemas.microsoft.com/office/word/2006/wordml" xmlns:wps="http://schemas.microsoft.com/office/word/2010/wordprocessingShape" mc:Ignorable="w14 w15 w16se w16cid w16 w16cex w16sdtdh w16sdtfl w16du wp14">
+<w:hdr xmlns:wpc="http://schemas.microsoft.com/office/word/2010/wordprocessingCanvas" xmlns:cx="http://schemas.microsoft.com/office/drawing/2014/chartex" xmlns:cx1="http://schemas.microsoft.com/office/drawing/2015/9/8/chartex" xmlns:cx2="http://schemas.microsoft.com/office/drawing/2015/10/21/chartex" xmlns:cx3="http://schemas.microsoft.com/office/drawing/2016/5/9/chartex" xmlns:cx4="http://schemas.microsoft.com/office/drawing/2016/5/10/chartex" xmlns:cx5="http://schemas.microsoft.com/office/drawing/2016/5/11/chartex" xmlns:cx6="http://schemas.microsoft.com/office/drawing/2016/5/12/chartex" xmlns:cx7="http://schemas.microsoft.com/office/drawing/2016/5/13/chartex" xmlns:cx8="http://schemas.microsoft.com/office/drawing/2016/5/14/chartex" xmlns:mc="http://schemas.openxmlformats.org/markup-compatibility/2006" xmlns:aink="http://schemas.microsoft.com/office/drawing/2016/ink" xmlns:am3d="http://schemas.microsoft.com/office/drawing/2017/model3d" xmlns:o="urn:schemas-microsoft-com:office:office" xmlns:oel="http://schemas.microsoft.com/office/2019/extlst" xmlns:r="http://schemas.openxmlformats.org/officeDocument/2006/relationships" xmlns:m="http://schemas.openxmlformats.org/officeDocument/2006/math" xmlns:v="urn:schemas-microsoft-com:vml" xmlns:wp14="http://schemas.microsoft.com/office/word/2010/wordprocessingDrawing" xmlns:wp="http://schemas.openxmlformats.org/drawingml/2006/wordprocessingDrawing" xmlns:w10="urn:schemas-microsoft-com:office:word" xmlns:w="http://schemas.openxmlformats.org/wordprocessingml/2006/main" xmlns:w14="http://schemas.microsoft.com/office/word/2010/wordml" xmlns:w15="http://schemas.microsoft.com/office/word/2012/wordml" xmlns:w16cei="http://schemas.microsoft.com/office/word/2026/wordml/cei" xmlns:w16cex="http://schemas.microsoft.com/office/word/2018/wordml/cex" xmlns:w16cid="http://schemas.microsoft.com/office/word/2016/wordml/cid" xmlns:w16="http://schemas.microsoft.com/office/word/2018/wordml" xmlns:w16du="http://schemas.microsoft.com/office/word/2023/wordml/word16du" xmlns:w16sdtdh="http://schemas.microsoft.com/office/word/2020/wordml/sdtdatahash" xmlns:w16sdtfl="http://schemas.microsoft.com/office/word/2024/wordml/sdtformatlock" xmlns:w16se="http://schemas.microsoft.com/office/word/2015/wordml/symex" xmlns:wpg="http://schemas.microsoft.com/office/word/2010/wordprocessingGroup" xmlns:wpi="http://schemas.microsoft.com/office/word/2010/wordprocessingInk" xmlns:wne="http://schemas.microsoft.com/office/word/2006/wordml" xmlns:wps="http://schemas.microsoft.com/office/word/2010/wordprocessingShape" mc:Ignorable="w14 w15 w16se w16cid w16 w16cex w16sdtdh w16sdtfl w16du wp14">
   <w:p>
     <w:r>
       <w:pict w14:anchorId="0DBBE080">
@@ -2364,7 +2605,7 @@
 </file>
 
 <file path=word/numbering.xml><?xml version="1.0" encoding="utf-8"?>
-<w:numbering xmlns:wpc="http://schemas.microsoft.com/office/word/2010/wordprocessingCanvas" xmlns:cx="http://schemas.microsoft.com/office/drawing/2014/chartex" xmlns:cx1="http://schemas.microsoft.com/office/drawing/2015/9/8/chartex" xmlns:cx2="http://schemas.microsoft.com/office/drawing/2015/10/21/chartex" xmlns:cx3="http://schemas.microsoft.com/office/drawing/2016/5/9/chartex" xmlns:cx4="http://schemas.microsoft.com/office/drawing/2016/5/10/chartex" xmlns:cx5="http://schemas.microsoft.com/office/drawing/2016/5/11/chartex" xmlns:cx6="http://schemas.microsoft.com/office/drawing/2016/5/12/chartex" xmlns:cx7="http://schemas.microsoft.com/office/drawing/2016/5/13/chartex" xmlns:cx8="http://schemas.microsoft.com/office/drawing/2016/5/14/chartex" xmlns:mc="http://schemas.openxmlformats.org/markup-compatibility/2006" xmlns:aink="http://schemas.microsoft.com/office/drawing/2016/ink" xmlns:am3d="http://schemas.microsoft.com/office/drawing/2017/model3d" xmlns:o="urn:schemas-microsoft-com:office:office" xmlns:oel="http://schemas.microsoft.com/office/2019/extlst" xmlns:r="http://schemas.openxmlformats.org/officeDocument/2006/relationships" xmlns:m="http://schemas.openxmlformats.org/officeDocument/2006/math" xmlns:v="urn:schemas-microsoft-com:vml" xmlns:wp14="http://schemas.microsoft.com/office/word/2010/wordprocessingDrawing" xmlns:wp="http://schemas.openxmlformats.org/drawingml/2006/wordprocessingDrawing" xmlns:w10="urn:schemas-microsoft-com:office:word" xmlns:w="http://schemas.openxmlformats.org/wordprocessingml/2006/main" xmlns:w14="http://schemas.microsoft.com/office/word/2010/wordml" xmlns:w15="http://schemas.microsoft.com/office/word/2012/wordml" xmlns:w16cex="http://schemas.microsoft.com/office/word/2018/wordml/cex" xmlns:w16cid="http://schemas.microsoft.com/office/word/2016/wordml/cid" xmlns:w16="http://schemas.microsoft.com/office/word/2018/wordml" xmlns:w16du="http://schemas.microsoft.com/office/word/2023/wordml/word16du" xmlns:w16sdtdh="http://schemas.microsoft.com/office/word/2020/wordml/sdtdatahash" xmlns:w16sdtfl="http://schemas.microsoft.com/office/word/2024/wordml/sdtformatlock" xmlns:w16se="http://schemas.microsoft.com/office/word/2015/wordml/symex" xmlns:wpg="http://schemas.microsoft.com/office/word/2010/wordprocessingGroup" xmlns:wpi="http://schemas.microsoft.com/office/word/2010/wordprocessingInk" xmlns:wne="http://schemas.microsoft.com/office/word/2006/wordml" xmlns:wps="http://schemas.microsoft.com/office/word/2010/wordprocessingShape" mc:Ignorable="w14 w15 w16se w16cid w16 w16cex w16sdtdh w16sdtfl w16du wp14">
+<w:numbering xmlns:wpc="http://schemas.microsoft.com/office/word/2010/wordprocessingCanvas" xmlns:cx="http://schemas.microsoft.com/office/drawing/2014/chartex" xmlns:cx1="http://schemas.microsoft.com/office/drawing/2015/9/8/chartex" xmlns:cx2="http://schemas.microsoft.com/office/drawing/2015/10/21/chartex" xmlns:cx3="http://schemas.microsoft.com/office/drawing/2016/5/9/chartex" xmlns:cx4="http://schemas.microsoft.com/office/drawing/2016/5/10/chartex" xmlns:cx5="http://schemas.microsoft.com/office/drawing/2016/5/11/chartex" xmlns:cx6="http://schemas.microsoft.com/office/drawing/2016/5/12/chartex" xmlns:cx7="http://schemas.microsoft.com/office/drawing/2016/5/13/chartex" xmlns:cx8="http://schemas.microsoft.com/office/drawing/2016/5/14/chartex" xmlns:mc="http://schemas.openxmlformats.org/markup-compatibility/2006" xmlns:aink="http://schemas.microsoft.com/office/drawing/2016/ink" xmlns:am3d="http://schemas.microsoft.com/office/drawing/2017/model3d" xmlns:o="urn:schemas-microsoft-com:office:office" xmlns:oel="http://schemas.microsoft.com/office/2019/extlst" xmlns:r="http://schemas.openxmlformats.org/officeDocument/2006/relationships" xmlns:m="http://schemas.openxmlformats.org/officeDocument/2006/math" xmlns:v="urn:schemas-microsoft-com:vml" xmlns:wp14="http://schemas.microsoft.com/office/word/2010/wordprocessingDrawing" xmlns:wp="http://schemas.openxmlformats.org/drawingml/2006/wordprocessingDrawing" xmlns:w10="urn:schemas-microsoft-com:office:word" xmlns:w="http://schemas.openxmlformats.org/wordprocessingml/2006/main" xmlns:w14="http://schemas.microsoft.com/office/word/2010/wordml" xmlns:w15="http://schemas.microsoft.com/office/word/2012/wordml" xmlns:w16cei="http://schemas.microsoft.com/office/word/2026/wordml/cei" xmlns:w16cex="http://schemas.microsoft.com/office/word/2018/wordml/cex" xmlns:w16cid="http://schemas.microsoft.com/office/word/2016/wordml/cid" xmlns:w16="http://schemas.microsoft.com/office/word/2018/wordml" xmlns:w16du="http://schemas.microsoft.com/office/word/2023/wordml/word16du" xmlns:w16sdtdh="http://schemas.microsoft.com/office/word/2020/wordml/sdtdatahash" xmlns:w16sdtfl="http://schemas.microsoft.com/office/word/2024/wordml/sdtformatlock" xmlns:w16se="http://schemas.microsoft.com/office/word/2015/wordml/symex" xmlns:wpg="http://schemas.microsoft.com/office/word/2010/wordprocessingGroup" xmlns:wpi="http://schemas.microsoft.com/office/word/2010/wordprocessingInk" xmlns:wne="http://schemas.microsoft.com/office/word/2006/wordml" xmlns:wps="http://schemas.microsoft.com/office/word/2010/wordprocessingShape" mc:Ignorable="w14 w15 w16se w16cid w16 w16cex w16sdtdh w16sdtfl w16du wp14">
   <w:abstractNum w:abstractNumId="0" w15:restartNumberingAfterBreak="0">
     <w:nsid w:val="0DD43B8D"/>
     <w:multiLevelType w:val="hybridMultilevel"/>

--- a/storage/templates/surat-invoice.docx
+++ b/storage/templates/surat-invoice.docx
@@ -817,7 +817,19 @@
               <w:rPr>
                 <w:b/>
               </w:rPr>
-              <w:t>DISC %</w:t>
+              <w:t>DISC</w:t>
+            </w:r>
+            <w:r>
+              <w:rPr>
+                <w:b/>
+              </w:rPr>
+              <w:t xml:space="preserve"> </w:t>
+            </w:r>
+            <w:r>
+              <w:rPr>
+                <w:b/>
+              </w:rPr>
+              <w:t>${diskon_persen}</w:t>
             </w:r>
           </w:p>
         </w:tc>
@@ -1043,7 +1055,15 @@
                 <w:bCs/>
                 <w:lang w:val="en-US"/>
               </w:rPr>
-              <w:t xml:space="preserve">DP % </w:t>
+              <w:t xml:space="preserve">DP </w:t>
+            </w:r>
+            <w:r>
+              <w:rPr>
+                <w:b/>
+                <w:bCs/>
+                <w:lang w:val="en-US"/>
+              </w:rPr>
+              <w:t>${down_payment_persen}</w:t>
             </w:r>
           </w:p>
         </w:tc>
